--- a/Knowledge/3-Work knowledge/1-Software Engineering/1-Software Engineering Fundamentals/5-My Source/4-Networks Devices/8-Types of NICs/2-Ethernet NIC.docx
+++ b/Knowledge/3-Work knowledge/1-Software Engineering/1-Software Engineering Fundamentals/5-My Source/4-Networks Devices/8-Types of NICs/2-Ethernet NIC.docx
@@ -4,80 +4,39 @@
   <w:body>
     <w:p>
       <w:pPr>
-        <w:keepNext/>
-        <w:keepLines/>
-        <w:spacing w:before="360" w:after="80" w:line="276" w:lineRule="auto"/>
-        <w:outlineLvl w:val="0"/>
-        <w:rPr>
-          <w:rFonts w:asciiTheme="majorHAnsi" w:eastAsiaTheme="majorEastAsia" w:hAnsiTheme="majorHAnsi" w:cstheme="majorBidi"/>
-          <w:color w:val="2F5496" w:themeColor="accent1" w:themeShade="BF"/>
-          <w:kern w:val="0"/>
-          <w:sz w:val="40"/>
-          <w:szCs w:val="40"/>
-          <w:lang w:val="en"/>
-          <w14:ligatures w14:val="none"/>
+        <w:pStyle w:val="Heading1"/>
+        <w:rPr>
+          <w:lang w:val="en"/>
         </w:rPr>
       </w:pPr>
       <w:bookmarkStart w:id="0" w:name="_1hno1jm1vzmw" w:colFirst="0" w:colLast="0"/>
       <w:bookmarkEnd w:id="0"/>
       <w:r>
         <w:rPr>
-          <w:rFonts w:asciiTheme="majorHAnsi" w:eastAsiaTheme="majorEastAsia" w:hAnsiTheme="majorHAnsi" w:cstheme="majorBidi"/>
-          <w:color w:val="2F5496" w:themeColor="accent1" w:themeShade="BF"/>
-          <w:kern w:val="0"/>
-          <w:sz w:val="40"/>
-          <w:szCs w:val="40"/>
-          <w:lang w:val="en"/>
-          <w14:ligatures w14:val="none"/>
+          <w:lang w:val="en"/>
         </w:rPr>
         <w:t>Ethernet NIC</w:t>
       </w:r>
     </w:p>
     <w:p>
       <w:pPr>
-        <w:keepNext/>
-        <w:keepLines/>
-        <w:spacing w:before="160" w:after="80" w:line="276" w:lineRule="auto"/>
-        <w:outlineLvl w:val="1"/>
-        <w:rPr>
-          <w:rFonts w:asciiTheme="majorHAnsi" w:eastAsiaTheme="majorEastAsia" w:hAnsiTheme="majorHAnsi" w:cstheme="majorBidi"/>
-          <w:b/>
-          <w:bCs/>
-          <w:color w:val="000000"/>
-          <w:kern w:val="0"/>
-          <w:sz w:val="26"/>
-          <w:szCs w:val="26"/>
-          <w:lang w:val="en"/>
-          <w14:ligatures w14:val="none"/>
+        <w:pStyle w:val="Heading2"/>
+        <w:rPr>
+          <w:lang w:val="en"/>
         </w:rPr>
       </w:pPr>
       <w:bookmarkStart w:id="1" w:name="_7gstiil9i8av" w:colFirst="0" w:colLast="0"/>
       <w:bookmarkEnd w:id="1"/>
       <w:r>
         <w:rPr>
-          <w:rFonts w:ascii="Segoe UI Emoji" w:eastAsiaTheme="majorEastAsia" w:hAnsi="Segoe UI Emoji" w:cs="Segoe UI Emoji"/>
-          <w:b/>
-          <w:bCs/>
-          <w:color w:val="000000"/>
-          <w:kern w:val="0"/>
-          <w:sz w:val="26"/>
-          <w:szCs w:val="26"/>
-          <w:lang w:val="en"/>
-          <w14:ligatures w14:val="none"/>
+          <w:rFonts w:ascii="Segoe UI Emoji" w:hAnsi="Segoe UI Emoji" w:cs="Segoe UI Emoji"/>
+          <w:lang w:val="en"/>
         </w:rPr>
         <w:t>🧩</w:t>
       </w:r>
       <w:r>
         <w:rPr>
-          <w:rFonts w:asciiTheme="majorHAnsi" w:eastAsiaTheme="majorEastAsia" w:hAnsiTheme="majorHAnsi" w:cstheme="majorBidi"/>
-          <w:b/>
-          <w:bCs/>
-          <w:color w:val="000000"/>
-          <w:kern w:val="0"/>
-          <w:sz w:val="26"/>
-          <w:szCs w:val="26"/>
-          <w:lang w:val="en"/>
-          <w14:ligatures w14:val="none"/>
+          <w:lang w:val="en"/>
         </w:rPr>
         <w:t xml:space="preserve"> What is an Ethernet NIC?</w:t>
       </w:r>
@@ -119,6 +78,7 @@
         </w:rPr>
         <w:t xml:space="preserve">: </w:t>
       </w:r>
+      <w:proofErr w:type="spellStart"/>
       <w:r>
         <w:rPr>
           <w:rFonts w:ascii="Arial" w:eastAsia="Arial" w:hAnsi="Arial" w:cs="Arial"/>
@@ -130,7 +90,21 @@
           <w:lang w:val="en"/>
           <w14:ligatures w14:val="none"/>
         </w:rPr>
-        <w:t>Chatgpt (GPT</w:t>
+        <w:t>Chatgpt</w:t>
+      </w:r>
+      <w:proofErr w:type="spellEnd"/>
+      <w:r>
+        <w:rPr>
+          <w:rFonts w:ascii="Arial" w:eastAsia="Arial" w:hAnsi="Arial" w:cs="Arial"/>
+          <w:b/>
+          <w:kern w:val="0"/>
+          <w:sz w:val="22"/>
+          <w:szCs w:val="22"/>
+          <w:highlight w:val="darkGray"/>
+          <w:lang w:val="en"/>
+          <w14:ligatures w14:val="none"/>
+        </w:rPr>
+        <w:t xml:space="preserve"> (GPT</w:t>
       </w:r>
       <w:r>
         <w:rPr>
@@ -375,49 +349,23 @@
     </w:p>
     <w:p>
       <w:pPr>
-        <w:keepNext/>
-        <w:keepLines/>
-        <w:spacing w:before="160" w:after="80" w:line="276" w:lineRule="auto"/>
-        <w:outlineLvl w:val="1"/>
-        <w:rPr>
-          <w:rFonts w:asciiTheme="majorHAnsi" w:eastAsiaTheme="majorEastAsia" w:hAnsiTheme="majorHAnsi" w:cstheme="majorBidi"/>
-          <w:b/>
-          <w:bCs/>
-          <w:color w:val="000000"/>
-          <w:kern w:val="0"/>
-          <w:sz w:val="26"/>
-          <w:szCs w:val="26"/>
-          <w:lang w:val="en"/>
-          <w14:ligatures w14:val="none"/>
+        <w:pStyle w:val="Heading2"/>
+        <w:rPr>
+          <w:lang w:val="en"/>
         </w:rPr>
       </w:pPr>
       <w:bookmarkStart w:id="2" w:name="_d40lvccofea6" w:colFirst="0" w:colLast="0"/>
       <w:bookmarkEnd w:id="2"/>
       <w:r>
         <w:rPr>
-          <w:rFonts w:ascii="Segoe UI Emoji" w:eastAsiaTheme="majorEastAsia" w:hAnsi="Segoe UI Emoji" w:cs="Segoe UI Emoji"/>
-          <w:b/>
-          <w:bCs/>
-          <w:color w:val="000000"/>
-          <w:kern w:val="0"/>
-          <w:sz w:val="26"/>
-          <w:szCs w:val="26"/>
-          <w:lang w:val="en"/>
-          <w14:ligatures w14:val="none"/>
+          <w:rFonts w:ascii="Segoe UI Emoji" w:hAnsi="Segoe UI Emoji" w:cs="Segoe UI Emoji"/>
+          <w:lang w:val="en"/>
         </w:rPr>
         <w:t>🔌</w:t>
       </w:r>
       <w:r>
         <w:rPr>
-          <w:rFonts w:asciiTheme="majorHAnsi" w:eastAsiaTheme="majorEastAsia" w:hAnsiTheme="majorHAnsi" w:cstheme="majorBidi"/>
-          <w:b/>
-          <w:bCs/>
-          <w:color w:val="000000"/>
-          <w:kern w:val="0"/>
-          <w:sz w:val="26"/>
-          <w:szCs w:val="26"/>
-          <w:lang w:val="en"/>
-          <w14:ligatures w14:val="none"/>
+          <w:lang w:val="en"/>
         </w:rPr>
         <w:t xml:space="preserve"> How It Works</w:t>
       </w:r>
@@ -459,6 +407,7 @@
         </w:rPr>
         <w:t xml:space="preserve">: </w:t>
       </w:r>
+      <w:proofErr w:type="spellStart"/>
       <w:r>
         <w:rPr>
           <w:rFonts w:ascii="Arial" w:eastAsia="Arial" w:hAnsi="Arial" w:cs="Arial"/>
@@ -470,7 +419,21 @@
           <w:lang w:val="en"/>
           <w14:ligatures w14:val="none"/>
         </w:rPr>
-        <w:t>Chatgpt (GPT</w:t>
+        <w:t>Chatgpt</w:t>
+      </w:r>
+      <w:proofErr w:type="spellEnd"/>
+      <w:r>
+        <w:rPr>
+          <w:rFonts w:ascii="Arial" w:eastAsia="Arial" w:hAnsi="Arial" w:cs="Arial"/>
+          <w:b/>
+          <w:kern w:val="0"/>
+          <w:sz w:val="22"/>
+          <w:szCs w:val="22"/>
+          <w:highlight w:val="darkGray"/>
+          <w:lang w:val="en"/>
+          <w14:ligatures w14:val="none"/>
+        </w:rPr>
+        <w:t xml:space="preserve"> (GPT</w:t>
       </w:r>
       <w:r>
         <w:rPr>
@@ -733,49 +696,23 @@
     </w:p>
     <w:p>
       <w:pPr>
-        <w:keepNext/>
-        <w:keepLines/>
-        <w:spacing w:before="160" w:after="80" w:line="276" w:lineRule="auto"/>
-        <w:outlineLvl w:val="1"/>
-        <w:rPr>
-          <w:rFonts w:asciiTheme="majorHAnsi" w:eastAsiaTheme="majorEastAsia" w:hAnsiTheme="majorHAnsi" w:cstheme="majorBidi"/>
-          <w:b/>
-          <w:bCs/>
-          <w:color w:val="000000"/>
-          <w:kern w:val="0"/>
-          <w:sz w:val="26"/>
-          <w:szCs w:val="26"/>
-          <w:lang w:val="en"/>
-          <w14:ligatures w14:val="none"/>
+        <w:pStyle w:val="Heading2"/>
+        <w:rPr>
+          <w:lang w:val="en"/>
         </w:rPr>
       </w:pPr>
       <w:bookmarkStart w:id="3" w:name="_mc6e7pd8f71" w:colFirst="0" w:colLast="0"/>
       <w:bookmarkEnd w:id="3"/>
       <w:r>
         <w:rPr>
-          <w:rFonts w:ascii="Segoe UI Emoji" w:eastAsiaTheme="majorEastAsia" w:hAnsi="Segoe UI Emoji" w:cs="Segoe UI Emoji"/>
-          <w:b/>
-          <w:bCs/>
-          <w:color w:val="000000"/>
-          <w:kern w:val="0"/>
-          <w:sz w:val="26"/>
-          <w:szCs w:val="26"/>
-          <w:lang w:val="en"/>
-          <w14:ligatures w14:val="none"/>
+          <w:rFonts w:ascii="Segoe UI Emoji" w:hAnsi="Segoe UI Emoji" w:cs="Segoe UI Emoji"/>
+          <w:lang w:val="en"/>
         </w:rPr>
         <w:t>🔧</w:t>
       </w:r>
       <w:r>
         <w:rPr>
-          <w:rFonts w:asciiTheme="majorHAnsi" w:eastAsiaTheme="majorEastAsia" w:hAnsiTheme="majorHAnsi" w:cstheme="majorBidi"/>
-          <w:b/>
-          <w:bCs/>
-          <w:color w:val="000000"/>
-          <w:kern w:val="0"/>
-          <w:sz w:val="26"/>
-          <w:szCs w:val="26"/>
-          <w:lang w:val="en"/>
-          <w14:ligatures w14:val="none"/>
+          <w:lang w:val="en"/>
         </w:rPr>
         <w:t xml:space="preserve"> Key Features of Ethernet NICs</w:t>
       </w:r>
@@ -820,6 +757,7 @@
         </w:rPr>
         <w:t xml:space="preserve">: </w:t>
       </w:r>
+      <w:proofErr w:type="spellStart"/>
       <w:r>
         <w:rPr>
           <w:rFonts w:ascii="Arial" w:eastAsia="Arial" w:hAnsi="Arial" w:cs="Arial"/>
@@ -831,7 +769,21 @@
           <w:lang w:val="en"/>
           <w14:ligatures w14:val="none"/>
         </w:rPr>
-        <w:t>Chatgpt (GPT</w:t>
+        <w:t>Chatgpt</w:t>
+      </w:r>
+      <w:proofErr w:type="spellEnd"/>
+      <w:r>
+        <w:rPr>
+          <w:rFonts w:ascii="Arial" w:eastAsia="Arial" w:hAnsi="Arial" w:cs="Arial"/>
+          <w:b/>
+          <w:kern w:val="0"/>
+          <w:sz w:val="22"/>
+          <w:szCs w:val="22"/>
+          <w:highlight w:val="darkGray"/>
+          <w:lang w:val="en"/>
+          <w14:ligatures w14:val="none"/>
+        </w:rPr>
+        <w:t xml:space="preserve"> (GPT</w:t>
       </w:r>
       <w:r>
         <w:rPr>
@@ -882,6 +834,7 @@
           <w:lang w:val="en"/>
           <w14:ligatures w14:val="none"/>
         </w:rPr>
+        <w:lastRenderedPageBreak/>
         <w:drawing>
           <wp:inline distT="114300" distB="114300" distL="114300" distR="114300" wp14:anchorId="1B2CD5AE" wp14:editId="220E2A03">
             <wp:extent cx="5943600" cy="2260600"/>
@@ -1591,49 +1544,23 @@
     </w:p>
     <w:p>
       <w:pPr>
-        <w:keepNext/>
-        <w:keepLines/>
-        <w:spacing w:before="160" w:after="80" w:line="276" w:lineRule="auto"/>
-        <w:outlineLvl w:val="1"/>
-        <w:rPr>
-          <w:rFonts w:asciiTheme="majorHAnsi" w:eastAsiaTheme="majorEastAsia" w:hAnsiTheme="majorHAnsi" w:cstheme="majorBidi"/>
-          <w:b/>
-          <w:bCs/>
-          <w:color w:val="000000"/>
-          <w:kern w:val="0"/>
-          <w:sz w:val="26"/>
-          <w:szCs w:val="26"/>
-          <w:lang w:val="en"/>
-          <w14:ligatures w14:val="none"/>
+        <w:pStyle w:val="Heading2"/>
+        <w:rPr>
+          <w:lang w:val="en"/>
         </w:rPr>
       </w:pPr>
       <w:bookmarkStart w:id="4" w:name="_38vg1bg93sr6" w:colFirst="0" w:colLast="0"/>
       <w:bookmarkEnd w:id="4"/>
       <w:r>
         <w:rPr>
-          <w:rFonts w:ascii="Segoe UI Emoji" w:eastAsiaTheme="majorEastAsia" w:hAnsi="Segoe UI Emoji" w:cs="Segoe UI Emoji"/>
-          <w:b/>
-          <w:bCs/>
-          <w:color w:val="000000"/>
-          <w:kern w:val="0"/>
-          <w:sz w:val="26"/>
-          <w:szCs w:val="26"/>
-          <w:lang w:val="en"/>
-          <w14:ligatures w14:val="none"/>
+          <w:rFonts w:ascii="Segoe UI Emoji" w:hAnsi="Segoe UI Emoji" w:cs="Segoe UI Emoji"/>
+          <w:lang w:val="en"/>
         </w:rPr>
         <w:t>📦</w:t>
       </w:r>
       <w:r>
         <w:rPr>
-          <w:rFonts w:asciiTheme="majorHAnsi" w:eastAsiaTheme="majorEastAsia" w:hAnsiTheme="majorHAnsi" w:cstheme="majorBidi"/>
-          <w:b/>
-          <w:bCs/>
-          <w:color w:val="000000"/>
-          <w:kern w:val="0"/>
-          <w:sz w:val="26"/>
-          <w:szCs w:val="26"/>
-          <w:lang w:val="en"/>
-          <w14:ligatures w14:val="none"/>
+          <w:lang w:val="en"/>
         </w:rPr>
         <w:t xml:space="preserve"> Form Factors</w:t>
       </w:r>
@@ -1678,6 +1605,7 @@
         </w:rPr>
         <w:t xml:space="preserve">: </w:t>
       </w:r>
+      <w:proofErr w:type="spellStart"/>
       <w:r>
         <w:rPr>
           <w:rFonts w:ascii="Arial" w:eastAsia="Arial" w:hAnsi="Arial" w:cs="Arial"/>
@@ -1689,7 +1617,21 @@
           <w:lang w:val="en"/>
           <w14:ligatures w14:val="none"/>
         </w:rPr>
-        <w:t>Chatgpt (GPT</w:t>
+        <w:t>Chatgpt</w:t>
+      </w:r>
+      <w:proofErr w:type="spellEnd"/>
+      <w:r>
+        <w:rPr>
+          <w:rFonts w:ascii="Arial" w:eastAsia="Arial" w:hAnsi="Arial" w:cs="Arial"/>
+          <w:b/>
+          <w:kern w:val="0"/>
+          <w:sz w:val="22"/>
+          <w:szCs w:val="22"/>
+          <w:highlight w:val="darkGray"/>
+          <w:lang w:val="en"/>
+          <w14:ligatures w14:val="none"/>
+        </w:rPr>
+        <w:t xml:space="preserve"> (GPT</w:t>
       </w:r>
       <w:r>
         <w:rPr>
@@ -1740,6 +1682,7 @@
           <w:lang w:val="en"/>
           <w14:ligatures w14:val="none"/>
         </w:rPr>
+        <w:lastRenderedPageBreak/>
         <w:drawing>
           <wp:inline distT="114300" distB="114300" distL="114300" distR="114300" wp14:anchorId="146E789A" wp14:editId="6D1578AB">
             <wp:extent cx="5943600" cy="1574800"/>
@@ -2275,49 +2218,23 @@
     </w:p>
     <w:p>
       <w:pPr>
-        <w:keepNext/>
-        <w:keepLines/>
-        <w:spacing w:before="160" w:after="80" w:line="276" w:lineRule="auto"/>
-        <w:outlineLvl w:val="1"/>
-        <w:rPr>
-          <w:rFonts w:asciiTheme="majorHAnsi" w:eastAsiaTheme="majorEastAsia" w:hAnsiTheme="majorHAnsi" w:cstheme="majorBidi"/>
-          <w:b/>
-          <w:bCs/>
-          <w:color w:val="000000"/>
-          <w:kern w:val="0"/>
-          <w:sz w:val="26"/>
-          <w:szCs w:val="26"/>
-          <w:lang w:val="en"/>
-          <w14:ligatures w14:val="none"/>
+        <w:pStyle w:val="Heading2"/>
+        <w:rPr>
+          <w:lang w:val="en"/>
         </w:rPr>
       </w:pPr>
       <w:bookmarkStart w:id="5" w:name="_t0qm7tk0qz7a" w:colFirst="0" w:colLast="0"/>
       <w:bookmarkEnd w:id="5"/>
       <w:r>
         <w:rPr>
-          <w:rFonts w:ascii="Segoe UI Emoji" w:eastAsiaTheme="majorEastAsia" w:hAnsi="Segoe UI Emoji" w:cs="Segoe UI Emoji"/>
-          <w:b/>
-          <w:bCs/>
-          <w:color w:val="000000"/>
-          <w:kern w:val="0"/>
-          <w:sz w:val="26"/>
-          <w:szCs w:val="26"/>
-          <w:lang w:val="en"/>
-          <w14:ligatures w14:val="none"/>
+          <w:rFonts w:ascii="Segoe UI Emoji" w:hAnsi="Segoe UI Emoji" w:cs="Segoe UI Emoji"/>
+          <w:lang w:val="en"/>
         </w:rPr>
         <w:t>🧠</w:t>
       </w:r>
       <w:r>
         <w:rPr>
-          <w:rFonts w:asciiTheme="majorHAnsi" w:eastAsiaTheme="majorEastAsia" w:hAnsiTheme="majorHAnsi" w:cstheme="majorBidi"/>
-          <w:b/>
-          <w:bCs/>
-          <w:color w:val="000000"/>
-          <w:kern w:val="0"/>
-          <w:sz w:val="26"/>
-          <w:szCs w:val="26"/>
-          <w:lang w:val="en"/>
-          <w14:ligatures w14:val="none"/>
+          <w:lang w:val="en"/>
         </w:rPr>
         <w:t xml:space="preserve"> Where It Operates</w:t>
       </w:r>
@@ -2359,6 +2276,7 @@
         </w:rPr>
         <w:t xml:space="preserve">: </w:t>
       </w:r>
+      <w:proofErr w:type="spellStart"/>
       <w:r>
         <w:rPr>
           <w:rFonts w:ascii="Arial" w:eastAsia="Arial" w:hAnsi="Arial" w:cs="Arial"/>
@@ -2370,7 +2288,21 @@
           <w:lang w:val="en"/>
           <w14:ligatures w14:val="none"/>
         </w:rPr>
-        <w:t>Chatgpt (GPT</w:t>
+        <w:t>Chatgpt</w:t>
+      </w:r>
+      <w:proofErr w:type="spellEnd"/>
+      <w:r>
+        <w:rPr>
+          <w:rFonts w:ascii="Arial" w:eastAsia="Arial" w:hAnsi="Arial" w:cs="Arial"/>
+          <w:b/>
+          <w:kern w:val="0"/>
+          <w:sz w:val="22"/>
+          <w:szCs w:val="22"/>
+          <w:highlight w:val="darkGray"/>
+          <w:lang w:val="en"/>
+          <w14:ligatures w14:val="none"/>
+        </w:rPr>
+        <w:t xml:space="preserve"> (GPT</w:t>
       </w:r>
       <w:r>
         <w:rPr>
@@ -2524,20 +2456,9 @@
     </w:p>
     <w:p>
       <w:pPr>
-        <w:keepNext/>
-        <w:keepLines/>
-        <w:spacing w:before="160" w:after="80" w:line="276" w:lineRule="auto"/>
-        <w:outlineLvl w:val="1"/>
-        <w:rPr>
-          <w:rFonts w:asciiTheme="majorHAnsi" w:eastAsiaTheme="majorEastAsia" w:hAnsiTheme="majorHAnsi" w:cstheme="majorBidi"/>
-          <w:b/>
-          <w:bCs/>
-          <w:color w:val="000000"/>
-          <w:kern w:val="0"/>
-          <w:sz w:val="26"/>
-          <w:szCs w:val="26"/>
-          <w:lang w:val="en"/>
-          <w14:ligatures w14:val="none"/>
+        <w:pStyle w:val="Heading2"/>
+        <w:rPr>
+          <w:lang w:val="en"/>
         </w:rPr>
       </w:pPr>
       <w:bookmarkStart w:id="6" w:name="_dl047xlz2v27" w:colFirst="0" w:colLast="0"/>
@@ -2545,28 +2466,14 @@
       <w:r>
         <w:rPr>
           <w:rFonts w:ascii="Segoe UI Emoji" w:eastAsia="Arial Unicode MS" w:hAnsi="Segoe UI Emoji" w:cs="Segoe UI Emoji"/>
-          <w:b/>
-          <w:bCs/>
-          <w:color w:val="000000"/>
-          <w:kern w:val="0"/>
-          <w:sz w:val="26"/>
-          <w:szCs w:val="26"/>
-          <w:lang w:val="en"/>
-          <w14:ligatures w14:val="none"/>
+          <w:lang w:val="en"/>
         </w:rPr>
         <w:t>✅</w:t>
       </w:r>
       <w:r>
         <w:rPr>
-          <w:rFonts w:ascii="Arial Unicode MS" w:eastAsia="Arial Unicode MS" w:hAnsi="Arial Unicode MS" w:cs="Arial Unicode MS"/>
-          <w:b/>
-          <w:bCs/>
-          <w:color w:val="000000"/>
-          <w:kern w:val="0"/>
-          <w:sz w:val="26"/>
-          <w:szCs w:val="26"/>
-          <w:lang w:val="en"/>
-          <w14:ligatures w14:val="none"/>
+          <w:rFonts w:eastAsia="Arial Unicode MS"/>
+          <w:lang w:val="en"/>
         </w:rPr>
         <w:t xml:space="preserve"> Advantages</w:t>
       </w:r>
@@ -2608,6 +2515,7 @@
         </w:rPr>
         <w:t xml:space="preserve">: </w:t>
       </w:r>
+      <w:proofErr w:type="spellStart"/>
       <w:r>
         <w:rPr>
           <w:rFonts w:ascii="Arial" w:eastAsia="Arial" w:hAnsi="Arial" w:cs="Arial"/>
@@ -2619,7 +2527,21 @@
           <w:lang w:val="en"/>
           <w14:ligatures w14:val="none"/>
         </w:rPr>
-        <w:t>Chatgpt (GPT</w:t>
+        <w:t>Chatgpt</w:t>
+      </w:r>
+      <w:proofErr w:type="spellEnd"/>
+      <w:r>
+        <w:rPr>
+          <w:rFonts w:ascii="Arial" w:eastAsia="Arial" w:hAnsi="Arial" w:cs="Arial"/>
+          <w:b/>
+          <w:kern w:val="0"/>
+          <w:sz w:val="22"/>
+          <w:szCs w:val="22"/>
+          <w:highlight w:val="darkGray"/>
+          <w:lang w:val="en"/>
+          <w14:ligatures w14:val="none"/>
+        </w:rPr>
+        <w:t xml:space="preserve"> (GPT</w:t>
       </w:r>
       <w:r>
         <w:rPr>
@@ -2672,6 +2594,7 @@
           <w:lang w:val="en"/>
           <w14:ligatures w14:val="none"/>
         </w:rPr>
+        <w:lastRenderedPageBreak/>
         <w:t>✅</w:t>
       </w:r>
       <w:r>
@@ -2951,20 +2874,9 @@
     </w:p>
     <w:p>
       <w:pPr>
-        <w:keepNext/>
-        <w:keepLines/>
-        <w:spacing w:before="160" w:after="80" w:line="276" w:lineRule="auto"/>
-        <w:outlineLvl w:val="1"/>
-        <w:rPr>
-          <w:rFonts w:asciiTheme="majorHAnsi" w:eastAsiaTheme="majorEastAsia" w:hAnsiTheme="majorHAnsi" w:cstheme="majorBidi"/>
-          <w:b/>
-          <w:bCs/>
-          <w:color w:val="000000"/>
-          <w:kern w:val="0"/>
-          <w:sz w:val="26"/>
-          <w:szCs w:val="26"/>
-          <w:lang w:val="en"/>
-          <w14:ligatures w14:val="none"/>
+        <w:pStyle w:val="Heading2"/>
+        <w:rPr>
+          <w:lang w:val="en"/>
         </w:rPr>
       </w:pPr>
       <w:bookmarkStart w:id="7" w:name="_bjkcbcklv4qq" w:colFirst="0" w:colLast="0"/>
@@ -2972,28 +2884,14 @@
       <w:r>
         <w:rPr>
           <w:rFonts w:ascii="Segoe UI Emoji" w:eastAsia="Arial Unicode MS" w:hAnsi="Segoe UI Emoji" w:cs="Segoe UI Emoji"/>
-          <w:b/>
-          <w:bCs/>
-          <w:color w:val="000000"/>
-          <w:kern w:val="0"/>
-          <w:sz w:val="26"/>
-          <w:szCs w:val="26"/>
-          <w:lang w:val="en"/>
-          <w14:ligatures w14:val="none"/>
+          <w:lang w:val="en"/>
         </w:rPr>
         <w:t>❌</w:t>
       </w:r>
       <w:r>
         <w:rPr>
-          <w:rFonts w:ascii="Arial Unicode MS" w:eastAsia="Arial Unicode MS" w:hAnsi="Arial Unicode MS" w:cs="Arial Unicode MS"/>
-          <w:b/>
-          <w:bCs/>
-          <w:color w:val="000000"/>
-          <w:kern w:val="0"/>
-          <w:sz w:val="26"/>
-          <w:szCs w:val="26"/>
-          <w:lang w:val="en"/>
-          <w14:ligatures w14:val="none"/>
+          <w:rFonts w:eastAsia="Arial Unicode MS"/>
+          <w:lang w:val="en"/>
         </w:rPr>
         <w:t xml:space="preserve"> Disadvantages</w:t>
       </w:r>
@@ -3035,6 +2933,7 @@
         </w:rPr>
         <w:t xml:space="preserve">: </w:t>
       </w:r>
+      <w:proofErr w:type="spellStart"/>
       <w:r>
         <w:rPr>
           <w:rFonts w:ascii="Arial" w:eastAsia="Arial" w:hAnsi="Arial" w:cs="Arial"/>
@@ -3046,7 +2945,21 @@
           <w:lang w:val="en"/>
           <w14:ligatures w14:val="none"/>
         </w:rPr>
-        <w:t>Chatgpt (GPT</w:t>
+        <w:t>Chatgpt</w:t>
+      </w:r>
+      <w:proofErr w:type="spellEnd"/>
+      <w:r>
+        <w:rPr>
+          <w:rFonts w:ascii="Arial" w:eastAsia="Arial" w:hAnsi="Arial" w:cs="Arial"/>
+          <w:b/>
+          <w:kern w:val="0"/>
+          <w:sz w:val="22"/>
+          <w:szCs w:val="22"/>
+          <w:highlight w:val="darkGray"/>
+          <w:lang w:val="en"/>
+          <w14:ligatures w14:val="none"/>
+        </w:rPr>
+        <w:t xml:space="preserve"> (GPT</w:t>
       </w:r>
       <w:r>
         <w:rPr>
@@ -3243,49 +3156,23 @@
     </w:p>
     <w:p>
       <w:pPr>
-        <w:keepNext/>
-        <w:keepLines/>
-        <w:spacing w:before="160" w:after="80" w:line="276" w:lineRule="auto"/>
-        <w:outlineLvl w:val="1"/>
-        <w:rPr>
-          <w:rFonts w:asciiTheme="majorHAnsi" w:eastAsiaTheme="majorEastAsia" w:hAnsiTheme="majorHAnsi" w:cstheme="majorBidi"/>
-          <w:b/>
-          <w:bCs/>
-          <w:color w:val="000000"/>
-          <w:kern w:val="0"/>
-          <w:sz w:val="26"/>
-          <w:szCs w:val="26"/>
-          <w:lang w:val="en"/>
-          <w14:ligatures w14:val="none"/>
+        <w:pStyle w:val="Heading2"/>
+        <w:rPr>
+          <w:lang w:val="en"/>
         </w:rPr>
       </w:pPr>
       <w:bookmarkStart w:id="8" w:name="_ofwvcojud85n" w:colFirst="0" w:colLast="0"/>
       <w:bookmarkEnd w:id="8"/>
       <w:r>
         <w:rPr>
-          <w:rFonts w:ascii="Segoe UI Emoji" w:eastAsiaTheme="majorEastAsia" w:hAnsi="Segoe UI Emoji" w:cs="Segoe UI Emoji"/>
-          <w:b/>
-          <w:bCs/>
-          <w:color w:val="000000"/>
-          <w:kern w:val="0"/>
-          <w:sz w:val="26"/>
-          <w:szCs w:val="26"/>
-          <w:lang w:val="en"/>
-          <w14:ligatures w14:val="none"/>
+          <w:rFonts w:ascii="Segoe UI Emoji" w:hAnsi="Segoe UI Emoji" w:cs="Segoe UI Emoji"/>
+          <w:lang w:val="en"/>
         </w:rPr>
         <w:t>🧪</w:t>
       </w:r>
       <w:r>
         <w:rPr>
-          <w:rFonts w:asciiTheme="majorHAnsi" w:eastAsiaTheme="majorEastAsia" w:hAnsiTheme="majorHAnsi" w:cstheme="majorBidi"/>
-          <w:b/>
-          <w:bCs/>
-          <w:color w:val="000000"/>
-          <w:kern w:val="0"/>
-          <w:sz w:val="26"/>
-          <w:szCs w:val="26"/>
-          <w:lang w:val="en"/>
-          <w14:ligatures w14:val="none"/>
+          <w:lang w:val="en"/>
         </w:rPr>
         <w:t xml:space="preserve"> Example</w:t>
       </w:r>
@@ -3327,6 +3214,7 @@
         </w:rPr>
         <w:t xml:space="preserve">: </w:t>
       </w:r>
+      <w:proofErr w:type="spellStart"/>
       <w:r>
         <w:rPr>
           <w:rFonts w:ascii="Arial" w:eastAsia="Arial" w:hAnsi="Arial" w:cs="Arial"/>
@@ -3338,7 +3226,21 @@
           <w:lang w:val="en"/>
           <w14:ligatures w14:val="none"/>
         </w:rPr>
-        <w:t>Chatgpt (GPT</w:t>
+        <w:t>Chatgpt</w:t>
+      </w:r>
+      <w:proofErr w:type="spellEnd"/>
+      <w:r>
+        <w:rPr>
+          <w:rFonts w:ascii="Arial" w:eastAsia="Arial" w:hAnsi="Arial" w:cs="Arial"/>
+          <w:b/>
+          <w:kern w:val="0"/>
+          <w:sz w:val="22"/>
+          <w:szCs w:val="22"/>
+          <w:highlight w:val="darkGray"/>
+          <w:lang w:val="en"/>
+          <w14:ligatures w14:val="none"/>
+        </w:rPr>
+        <w:t xml:space="preserve"> (GPT</w:t>
       </w:r>
       <w:r>
         <w:rPr>
@@ -3460,49 +3362,23 @@
     </w:p>
     <w:p>
       <w:pPr>
-        <w:keepNext/>
-        <w:keepLines/>
-        <w:spacing w:before="160" w:after="80" w:line="276" w:lineRule="auto"/>
-        <w:outlineLvl w:val="1"/>
-        <w:rPr>
-          <w:rFonts w:asciiTheme="majorHAnsi" w:eastAsiaTheme="majorEastAsia" w:hAnsiTheme="majorHAnsi" w:cstheme="majorBidi"/>
-          <w:b/>
-          <w:bCs/>
-          <w:color w:val="000000"/>
-          <w:kern w:val="0"/>
-          <w:sz w:val="26"/>
-          <w:szCs w:val="26"/>
-          <w:lang w:val="en"/>
-          <w14:ligatures w14:val="none"/>
+        <w:pStyle w:val="Heading2"/>
+        <w:rPr>
+          <w:lang w:val="en"/>
         </w:rPr>
       </w:pPr>
       <w:bookmarkStart w:id="9" w:name="_14w39a1jb25" w:colFirst="0" w:colLast="0"/>
       <w:bookmarkEnd w:id="9"/>
       <w:r>
         <w:rPr>
-          <w:rFonts w:ascii="Segoe UI Emoji" w:eastAsiaTheme="majorEastAsia" w:hAnsi="Segoe UI Emoji" w:cs="Segoe UI Emoji"/>
-          <w:b/>
-          <w:bCs/>
-          <w:color w:val="000000"/>
-          <w:kern w:val="0"/>
-          <w:sz w:val="26"/>
-          <w:szCs w:val="26"/>
-          <w:lang w:val="en"/>
-          <w14:ligatures w14:val="none"/>
+          <w:rFonts w:ascii="Segoe UI Emoji" w:hAnsi="Segoe UI Emoji" w:cs="Segoe UI Emoji"/>
+          <w:lang w:val="en"/>
         </w:rPr>
         <w:t>📌</w:t>
       </w:r>
       <w:r>
         <w:rPr>
-          <w:rFonts w:asciiTheme="majorHAnsi" w:eastAsiaTheme="majorEastAsia" w:hAnsiTheme="majorHAnsi" w:cstheme="majorBidi"/>
-          <w:b/>
-          <w:bCs/>
-          <w:color w:val="000000"/>
-          <w:kern w:val="0"/>
-          <w:sz w:val="26"/>
-          <w:szCs w:val="26"/>
-          <w:lang w:val="en"/>
-          <w14:ligatures w14:val="none"/>
+          <w:lang w:val="en"/>
         </w:rPr>
         <w:t xml:space="preserve"> Summary</w:t>
       </w:r>
@@ -3547,6 +3423,7 @@
         </w:rPr>
         <w:t xml:space="preserve">: </w:t>
       </w:r>
+      <w:proofErr w:type="spellStart"/>
       <w:r>
         <w:rPr>
           <w:rFonts w:ascii="Arial" w:eastAsia="Arial" w:hAnsi="Arial" w:cs="Arial"/>
@@ -3558,7 +3435,21 @@
           <w:lang w:val="en"/>
           <w14:ligatures w14:val="none"/>
         </w:rPr>
-        <w:t>Chatgpt (GPT</w:t>
+        <w:t>Chatgpt</w:t>
+      </w:r>
+      <w:proofErr w:type="spellEnd"/>
+      <w:r>
+        <w:rPr>
+          <w:rFonts w:ascii="Arial" w:eastAsia="Arial" w:hAnsi="Arial" w:cs="Arial"/>
+          <w:b/>
+          <w:kern w:val="0"/>
+          <w:sz w:val="22"/>
+          <w:szCs w:val="22"/>
+          <w:highlight w:val="darkGray"/>
+          <w:lang w:val="en"/>
+          <w14:ligatures w14:val="none"/>
+        </w:rPr>
+        <w:t xml:space="preserve"> (GPT</w:t>
       </w:r>
       <w:r>
         <w:rPr>
@@ -3609,6 +3500,7 @@
           <w:lang w:val="en"/>
           <w14:ligatures w14:val="none"/>
         </w:rPr>
+        <w:lastRenderedPageBreak/>
         <w:drawing>
           <wp:inline distT="114300" distB="114300" distL="114300" distR="114300" wp14:anchorId="6BC33852" wp14:editId="3B5499E6">
             <wp:extent cx="5943600" cy="1955800"/>
@@ -4103,6 +3995,7 @@
                 <w14:ligatures w14:val="none"/>
               </w:rPr>
             </w:pPr>
+            <w:proofErr w:type="gramStart"/>
             <w:r>
               <w:rPr>
                 <w:rFonts w:ascii="Roboto Mono" w:eastAsia="Roboto Mono" w:hAnsi="Roboto Mono" w:cs="Arial"/>
@@ -4111,7 +4004,18 @@
                 <w:lang w:val="en"/>
                 <w14:ligatures w14:val="none"/>
               </w:rPr>
-              <w:t>Typically RJ-45</w:t>
+              <w:t>Typically</w:t>
+            </w:r>
+            <w:proofErr w:type="gramEnd"/>
+            <w:r>
+              <w:rPr>
+                <w:rFonts w:ascii="Roboto Mono" w:eastAsia="Roboto Mono" w:hAnsi="Roboto Mono" w:cs="Arial"/>
+                <w:kern w:val="0"/>
+                <w:szCs w:val="22"/>
+                <w:lang w:val="en"/>
+                <w14:ligatures w14:val="none"/>
+              </w:rPr>
+              <w:t xml:space="preserve"> RJ-45</w:t>
             </w:r>
           </w:p>
         </w:tc>
@@ -5178,7 +5082,6 @@
     <w:next w:val="Normal"/>
     <w:link w:val="Heading2Char"/>
     <w:uiPriority w:val="9"/>
-    <w:semiHidden/>
     <w:unhideWhenUsed/>
     <w:qFormat/>
     <w:rsid w:val="008E56DC"/>
@@ -5395,7 +5298,6 @@
     <w:basedOn w:val="DefaultParagraphFont"/>
     <w:link w:val="Heading2"/>
     <w:uiPriority w:val="9"/>
-    <w:semiHidden/>
     <w:rsid w:val="008E56DC"/>
     <w:rPr>
       <w:rFonts w:asciiTheme="majorHAnsi" w:eastAsiaTheme="majorEastAsia" w:hAnsiTheme="majorHAnsi" w:cstheme="majorBidi"/>
